--- a/docs/M2_RE_05_M2cGroundFault.docx
+++ b/docs/M2_RE_05_M2cGroundFault.docx
@@ -500,7 +500,7 @@
         <w:t xml:space="preserve"> </w:t>
       </w:r>
       <w:r>
-        <w:t xml:space="preserve">(kini 25 sheet)</w:t>
+        <w:t xml:space="preserve">(25 sheet saat iterasi 5; kini 46)</w:t>
       </w:r>
       <w:r>
         <w:t xml:space="preserve"> </w:t>
@@ -8675,12 +8675,6 @@
       </w:pPr>
       <w:r>
         <w:t xml:space="preserve">Verified: audit string formula per sel + Python recompute vs literal workbook + regen 0-diff (LibreOffice recalc N/A — sandbox crash)</w:t>
-      </w:r>
-      <w:r>
-        <w:t xml:space="preserve"> </w:t>
-      </w:r>
-      <w:r>
-        <w:t xml:space="preserve"/>
       </w:r>
     </w:p>
     <w:sectPr/>
